--- a/The Hierachy Structure For Solving Cases .docx
+++ b/The Hierachy Structure For Solving Cases .docx
@@ -172,20 +172,7 @@
           <w:szCs w:val="24"/>
           <w:lang w:val="en-US"/>
         </w:rPr>
-        <w:t>As I mentioned from my previous dialog. Not talking about having equal job opportunities. Finding jobs was not so easy as before. Ok, I admit, although I don’t have enough income. I am a bing spender. I use credit cards as my main so</w:t>
-      </w:r>
-      <w:bookmarkStart w:id="0" w:name="_GoBack"/>
-      <w:bookmarkEnd w:id="0"/>
-      <w:r>
-        <w:rPr>
-          <w:rFonts w:hint="default" w:ascii="Arial Regular" w:hAnsi="Arial Regular" w:cs="Arial Regular"/>
-          <w:b w:val="0"/>
-          <w:bCs/>
-          <w:sz w:val="24"/>
-          <w:szCs w:val="24"/>
-          <w:lang w:val="en-US"/>
-        </w:rPr>
-        <w:t xml:space="preserve">urce of spending. I have a good record of clearing up my credit card owned for each month. Therefore, that turns to have a very high credit card limit for each card. Here I am not going to lists the transactions or statements and dig into details of it. On the date, around September 2022 (can’t remeber...doesn’t matter), though an agency comapany at Tsim Sha Tsui East Penisular Center. I apply to collect all my MPF for return back the money that I owned for the credit cards. The process was not so complicated. I remembered I only needed to fill in my particulars and banking details (Include MFP), you also need to provide the reson why you want to get all the MPF, for me I stated is to stop working in Hong Kong and move to mainland. After filling up the form they said they will arrange and contact the MPF authorities to process. The amount they charge is subject to the MPF amount. I remembered they charge me over $70,000 HK Dollars. Needed to say I also need to swear the Hong Kong Government, it is also a must process. </w:t>
+        <w:t xml:space="preserve">As I mentioned from my previous dialog. Not talking about having equal job opportunities. Finding jobs was not so easy as before. Ok, I admit, although I don’t have enough income. I am a bing spender. I use credit cards as my main source of spending. I have a good record of clearing up my credit card owned for each month. Therefore, that turns to have a very high credit card limit for each card. Here I am not going to lists the transactions or statements and dig into details of it. On the date, around September 2022 (can’t remeber...doesn’t matter), though an agency comapany at Tsim Sha Tsui East Penisular Center. I apply to collect all my MPF for return back the money that I owned for the credit cards. The process was not so complicated. I remembered I only needed to fill in my particulars and banking details (Include MFP), you also need to provide the reson why you want to get all the MPF, for me I stated is to stop working in Hong Kong and move to mainland. After filling up the form they said they will arrange and contact the MPF authorities to process. The amount they charge is subject to the MPF amount. I remembered they charge me over $70,000 HK Dollars. Needed to say I also need to swear the Hong Kong Government, it is also a must process. </w:t>
       </w:r>
     </w:p>
     <w:p>
@@ -5605,7 +5592,7 @@
                                 <w:szCs w:val="16"/>
                                 <w:lang w:val="en-US"/>
                               </w:rPr>
-                              <w:t>Did suspect Deposit $280,000 cash to bank?</w:t>
+                              <w:t>Did suspect Deposit $250,000 cash to bank?</w:t>
                             </w:r>
                           </w:p>
                         </w:txbxContent>
@@ -5645,7 +5632,7 @@
                           <w:szCs w:val="16"/>
                           <w:lang w:val="en-US"/>
                         </w:rPr>
-                        <w:t>Did suspect Deposit $280,000 cash to bank?</w:t>
+                        <w:t>Did suspect Deposit $250,000 cash to bank?</w:t>
                       </w:r>
                     </w:p>
                   </w:txbxContent>
@@ -8243,7 +8230,7 @@
                                 <w:szCs w:val="16"/>
                                 <w:lang w:val="en-US"/>
                               </w:rPr>
-                              <w:t>Did suspect Deposit $280,000 cash to bank?</w:t>
+                              <w:t>Did suspect Deposit $250,000 cash to bank?</w:t>
                             </w:r>
                           </w:p>
                         </w:txbxContent>
@@ -8283,7 +8270,7 @@
                           <w:szCs w:val="16"/>
                           <w:lang w:val="en-US"/>
                         </w:rPr>
-                        <w:t>Did suspect Deposit $280,000 cash to bank?</w:t>
+                        <w:t>Did suspect Deposit $250,000 cash to bank?</w:t>
                       </w:r>
                     </w:p>
                   </w:txbxContent>
@@ -12035,7 +12022,7 @@
                                 <w:szCs w:val="16"/>
                                 <w:lang w:val="en-US"/>
                               </w:rPr>
-                              <w:t>$280,000</w:t>
+                              <w:t>$250,000</w:t>
                             </w:r>
                           </w:p>
                         </w:txbxContent>
@@ -12115,7 +12102,7 @@
                           <w:szCs w:val="16"/>
                           <w:lang w:val="en-US"/>
                         </w:rPr>
-                        <w:t>$280,000</w:t>
+                        <w:t>$250,000</w:t>
                       </w:r>
                     </w:p>
                   </w:txbxContent>
@@ -12944,7 +12931,7 @@
           <w:sz w:val="24"/>
           <w:lang w:val="en-US"/>
         </w:rPr>
-        <w:t>Hi suspect 2, did you receive $280,000 cash at the Mong Kok MTR A1 exit? You can only answer me “Yes” or “No”.</w:t>
+        <w:t>Hi suspect 2, did you receive $250,000 cash at the Mong Kok MTR A1 exit? You can only answer me “Yes” or “No”.</w:t>
       </w:r>
     </w:p>
     <w:p>
@@ -13032,7 +13019,7 @@
           <w:sz w:val="24"/>
           <w:lang w:val="en-US"/>
         </w:rPr>
-        <w:t xml:space="preserve">After several ask and answer and jumping up and down, Suspect 2 says “Yes”, indeed he receive $280,000 cash during the saided period. Then </w:t>
+        <w:t xml:space="preserve">After several ask and answer and jumping up and down, Suspect 2 says “Yes”, indeed he receive $250,000 cash during the saided period. Then </w:t>
       </w:r>
       <w:r>
         <w:rPr>
@@ -13077,7 +13064,7 @@
           <w:sz w:val="24"/>
           <w:lang w:val="en-US"/>
         </w:rPr>
-        <w:t>Hi, suspect 2, did you deposit the saided $280,000 to the bank?</w:t>
+        <w:t>Hi, suspect 2, did you deposit the saided $250,000 to the bank?</w:t>
       </w:r>
     </w:p>
     <w:p>
@@ -13129,7 +13116,7 @@
           <w:sz w:val="24"/>
           <w:lang w:val="en-US"/>
         </w:rPr>
-        <w:t xml:space="preserve">If “Yes”, suspect 2 indeed deposit $280,000 to the bank, the police officer need to  ask did you know Mr Lau (suspect 1)? and start ask suspect 2 the relationship between he and Mr Lau and the intention of why he ordering him to receive $280,000 at MTR A1 exit and depostit to the bank. </w:t>
+        <w:t xml:space="preserve">If “Yes”, suspect 2 indeed deposit $250,000 to the bank, the police officer need to  ask did you know Mr Lau (suspect 1)? and start ask suspect 2 the relationship between he and Mr Lau and the intention of why he ordering him to receive $250,000 at MTR A1 exit and depostit to the bank. </w:t>
       </w:r>
       <w:r>
         <w:rPr>
@@ -13183,7 +13170,7 @@
           <w:sz w:val="24"/>
           <w:lang w:val="en-US"/>
         </w:rPr>
-        <w:t xml:space="preserve">Now I assume the police officer has a clear picture about the case. You can now ask both the last question “Did you cheat “Tang Sing Lun” $280,000. If he insist no, then show him the fixed line number </w:t>
+        <w:t xml:space="preserve">Now I assume the police officer has a clear picture about the case. You can now ask both the last question “Did you cheat “Tang Sing Lun” $250,000. If he insist no, then show him the fixed line number </w:t>
       </w:r>
       <w:r>
         <w:rPr>
@@ -13264,7 +13251,17 @@
           <w:sz w:val="24"/>
           <w:lang w:val="en-US"/>
         </w:rPr>
-        <w:t xml:space="preserve">If “No” (suspect 2 receive $280,000) but did not directly deposit to the bank, then investication must turn to “Suspect 3”. </w:t>
+        <w:t xml:space="preserve">If “No” (suspect 2 receive </w:t>
+      </w:r>
+      <w:bookmarkStart w:id="0" w:name="_GoBack"/>
+      <w:bookmarkEnd w:id="0"/>
+      <w:r>
+        <w:rPr>
+          <w:rFonts w:hint="default"/>
+          <w:sz w:val="24"/>
+          <w:lang w:val="en-US"/>
+        </w:rPr>
+        <w:t xml:space="preserve">$250,000) but did not directly deposit to the bank, then investication must turn to “Suspect 3”. </w:t>
       </w:r>
     </w:p>
     <w:p>
@@ -13370,7 +13367,7 @@
           <w:sz w:val="24"/>
           <w:lang w:val="en-US"/>
         </w:rPr>
-        <w:t>Hi, suspect 3, did you diposit $280,000 into the bank account, you can only answer “Yes” or “No”.</w:t>
+        <w:t>Hi, suspect 3, did you diposit $250,000 into the bank account, you can only answer “Yes” or “No”.</w:t>
       </w:r>
     </w:p>
     <w:p>
@@ -13396,7 +13393,7 @@
           <w:sz w:val="24"/>
           <w:lang w:val="en-US"/>
         </w:rPr>
-        <w:t>If suspect 3 says “No”, then the police officer will open the whatsapp that is sented by suspect 2 which has relationship with suspect 3, maybe will find some messages that instruct him to deposist $280,000 to the bank account. the police officer only need to search the messages that is sent on 16</w:t>
+        <w:t>If suspect 3 says “No”, then the police officer will open the whatsapp that is sented by suspect 2 which has relationship with suspect 3, maybe will find some messages that instruct him to deposist $250,000 to the bank account. the police officer only need to search the messages that is sent on 16</w:t>
       </w:r>
       <w:r>
         <w:rPr>
@@ -13465,7 +13462,7 @@
           <w:sz w:val="24"/>
           <w:lang w:val="en-US"/>
         </w:rPr>
-        <w:t xml:space="preserve">Then turn to suspect 2, and ask whether he knows Mr Lau (the next node). And what is the intention to go to Mong Kok exit A1 to receive an amount of $280,000. </w:t>
+        <w:t xml:space="preserve">Then turn to suspect 2, and ask whether he knows Mr Lau (the next node). And what is the intention to go to Mong Kok exit A1 to receive an amount of $250,000. </w:t>
       </w:r>
     </w:p>
     <w:p>
@@ -13536,7 +13533,7 @@
           <w:sz w:val="24"/>
           <w:lang w:val="en-US"/>
         </w:rPr>
-        <w:t xml:space="preserve"> one node, did you cheated $280,000?</w:t>
+        <w:t xml:space="preserve"> one node, did you cheated $250,000?</w:t>
       </w:r>
     </w:p>
     <w:p>
@@ -13607,7 +13604,7 @@
           <w:sz w:val="24"/>
           <w:lang w:val="en-US"/>
         </w:rPr>
-        <w:t xml:space="preserve">Finally, Mr Lau says “Yes”, he cheated $280,000. </w:t>
+        <w:t xml:space="preserve">Finally, Mr Lau says “Yes”, he cheated $250,000. </w:t>
       </w:r>
       <w:r>
         <w:rPr>
